--- a/testdata/corpus/03-document.docx
+++ b/testdata/corpus/03-document.docx
@@ -9,7 +9,7 @@
     </w:p>
     <w:p>
       <w:r>
-        <w:t>Umlaute im Text: Grundstueck, Ausschuss, Massnahme.</w:t>
+        <w:t>Umlaute im Text: Grundstück, Ausschuss, Maßnahme.</w:t>
       </w:r>
     </w:p>
   </w:body>
